--- a/ENTREGABLES-POR-CICLO/RETROSPECTIVA EI.docx
+++ b/ENTREGABLES-POR-CICLO/RETROSPECTIVA EI.docx
@@ -15,27 +15,29 @@
       </w:r>
       <w:proofErr w:type="spellEnd"/>
       <w:r>
-        <w:t xml:space="preserve"> - Primer Ciclo</w:t>
+        <w:t xml:space="preserve"> - </w:t>
+      </w:r>
+      <w:r>
+        <w:t>Segundo</w:t>
+      </w:r>
+      <w:r>
+        <w:t xml:space="preserve"> Ciclo</w:t>
       </w:r>
     </w:p>
     <w:p>
       <w:r>
-        <w:t>Como único desarrollador, estructuré el proyecto en fases específicas para asegurar que se cumplieran todos los requerimientos funcionales y técnicos de esta entrega, manteniendo el código escalable para futuras implementaciones.</w:t>
+        <w:rPr>
+          <w:b/>
+          <w:bCs/>
+        </w:rPr>
+        <w:t>Ciclo 11: Refactorización del Jugador (Patrón State)</w:t>
       </w:r>
     </w:p>
     <w:p>
       <w:pPr>
-        <w:pStyle w:val="Ttulo2"/>
-      </w:pPr>
-      <w:r>
-        <w:t>Ciclo 1: Análisis de Requerimientos</w:t>
-      </w:r>
-    </w:p>
-    <w:p>
-      <w:pPr>
         <w:numPr>
           <w:ilvl w:val="0"/>
-          <w:numId w:val="11"/>
+          <w:numId w:val="21"/>
         </w:numPr>
       </w:pPr>
       <w:r>
@@ -46,14 +48,14 @@
         <w:t>Objetivo:</w:t>
       </w:r>
       <w:r>
-        <w:t xml:space="preserve"> Delimitar el alcance de la primera entrega.</w:t>
+        <w:t xml:space="preserve"> Separar las habilidades únicas de cada skin sin sobrecargar la clase base del jugador.</w:t>
       </w:r>
     </w:p>
     <w:p>
       <w:pPr>
         <w:numPr>
           <w:ilvl w:val="0"/>
-          <w:numId w:val="11"/>
+          <w:numId w:val="21"/>
         </w:numPr>
       </w:pPr>
       <w:r>
@@ -64,14 +66,30 @@
         <w:t>Logro:</w:t>
       </w:r>
       <w:r>
-        <w:t xml:space="preserve"> Definición de mecánicas prioritarias para asegurar la estabilidad del núcleo.</w:t>
+        <w:t xml:space="preserve"> Implementación de estados intercambiables para </w:t>
+      </w:r>
+      <w:proofErr w:type="spellStart"/>
+      <w:r>
+        <w:t>Blinky</w:t>
+      </w:r>
+      <w:proofErr w:type="spellEnd"/>
+      <w:r>
+        <w:t xml:space="preserve">, </w:t>
+      </w:r>
+      <w:proofErr w:type="spellStart"/>
+      <w:r>
+        <w:t>Inky</w:t>
+      </w:r>
+      <w:proofErr w:type="spellEnd"/>
+      <w:r>
+        <w:t xml:space="preserve"> y Clyde (incluyendo su escudo).</w:t>
       </w:r>
     </w:p>
     <w:p>
       <w:pPr>
         <w:numPr>
           <w:ilvl w:val="0"/>
-          <w:numId w:val="11"/>
+          <w:numId w:val="21"/>
         </w:numPr>
       </w:pPr>
       <w:r>
@@ -82,22 +100,39 @@
         <w:t>Aprendizaje/Dificultad:</w:t>
       </w:r>
       <w:r>
-        <w:t xml:space="preserve"> Aprender a priorizar qué hacer primero fue un reto, pero resultó clave para enfocar todo el esfuerzo en culminar este primer ciclo con éxito.</w:t>
+        <w:t xml:space="preserve"> Restaurar el estado original del personaje al morir y gestionar el daño dinámico fue complejo, pero mejoró enormemente la escalabilidad del dominio.</w:t>
       </w:r>
     </w:p>
     <w:p>
-      <w:pPr>
-        <w:pStyle w:val="Ttulo2"/>
-      </w:pPr>
-      <w:r>
-        <w:t>Ciclo 2: Diseño del Sistema y Arquitectura</w:t>
+      <w:r>
+        <w:rPr>
+          <w:b/>
+          <w:bCs/>
+        </w:rPr>
+        <w:t xml:space="preserve">Ciclo 12: Comportamiento de Enemigos (Patrón </w:t>
+      </w:r>
+      <w:proofErr w:type="spellStart"/>
+      <w:r>
+        <w:rPr>
+          <w:b/>
+          <w:bCs/>
+        </w:rPr>
+        <w:t>Strategy</w:t>
+      </w:r>
+      <w:proofErr w:type="spellEnd"/>
+      <w:r>
+        <w:rPr>
+          <w:b/>
+          <w:bCs/>
+        </w:rPr>
+        <w:t>)</w:t>
       </w:r>
     </w:p>
     <w:p>
       <w:pPr>
         <w:numPr>
           <w:ilvl w:val="0"/>
-          <w:numId w:val="12"/>
+          <w:numId w:val="22"/>
         </w:numPr>
       </w:pPr>
       <w:r>
@@ -108,14 +143,14 @@
         <w:t>Objetivo:</w:t>
       </w:r>
       <w:r>
-        <w:t xml:space="preserve"> Garantizar el bajo acoplamiento.</w:t>
+        <w:t xml:space="preserve"> Diversificar la dificultad del juego acoplando lógicas de movimiento específicas.</w:t>
       </w:r>
     </w:p>
     <w:p>
       <w:pPr>
         <w:numPr>
           <w:ilvl w:val="0"/>
-          <w:numId w:val="12"/>
+          <w:numId w:val="22"/>
         </w:numPr>
       </w:pPr>
       <w:r>
@@ -126,14 +161,22 @@
         <w:t>Logro:</w:t>
       </w:r>
       <w:r>
-        <w:t xml:space="preserve"> Separación estricta de las capas lógicas (Presentación, Dominio, Persistencia).</w:t>
+        <w:t xml:space="preserve"> Creación de 4 estrategias independientes: Básico, Patrullero, Buscador y </w:t>
+      </w:r>
+      <w:proofErr w:type="spellStart"/>
+      <w:r>
+        <w:t>Emboscador</w:t>
+      </w:r>
+      <w:proofErr w:type="spellEnd"/>
+      <w:r>
+        <w:t>.</w:t>
       </w:r>
     </w:p>
     <w:p>
       <w:pPr>
         <w:numPr>
           <w:ilvl w:val="0"/>
-          <w:numId w:val="12"/>
+          <w:numId w:val="22"/>
         </w:numPr>
       </w:pPr>
       <w:r>
@@ -144,22 +187,31 @@
         <w:t>Aprendizaje/Dificultad:</w:t>
       </w:r>
       <w:r>
-        <w:t xml:space="preserve"> La mayor dificultad radicó en estructurar mentalmente la comunicación entre capas sin acoplar el código, logrando al final una base muy estable.</w:t>
+        <w:t xml:space="preserve"> Desacoplar las matemáticas de persecución (vectores y rutas) de la clase </w:t>
+      </w:r>
+      <w:proofErr w:type="spellStart"/>
+      <w:r>
+        <w:t>Enemy</w:t>
+      </w:r>
+      <w:proofErr w:type="spellEnd"/>
+      <w:r>
+        <w:t xml:space="preserve"> exigió un rediseño profundo, evitando un código "espagueti".</w:t>
       </w:r>
     </w:p>
     <w:p>
-      <w:pPr>
-        <w:pStyle w:val="Ttulo2"/>
-      </w:pPr>
-      <w:r>
-        <w:t>Ciclo 3: Estructuración de Entidades Base</w:t>
+      <w:r>
+        <w:rPr>
+          <w:b/>
+          <w:bCs/>
+        </w:rPr>
+        <w:t>Ciclo 13: Carga Dinámica Polimórfica (Factory y Lambdas)</w:t>
       </w:r>
     </w:p>
     <w:p>
       <w:pPr>
         <w:numPr>
           <w:ilvl w:val="0"/>
-          <w:numId w:val="13"/>
+          <w:numId w:val="23"/>
         </w:numPr>
       </w:pPr>
       <w:r>
@@ -170,14 +222,22 @@
         <w:t>Objetivo:</w:t>
       </w:r>
       <w:r>
-        <w:t xml:space="preserve"> Crear los objetos que vivirán en el entorno del juego.</w:t>
+        <w:t xml:space="preserve"> Optimizar la lectura de los archivos .</w:t>
+      </w:r>
+      <w:proofErr w:type="spellStart"/>
+      <w:r>
+        <w:t>txt</w:t>
+      </w:r>
+      <w:proofErr w:type="spellEnd"/>
+      <w:r>
+        <w:t xml:space="preserve"> eliminando los bloques condicionales gigantes.</w:t>
       </w:r>
     </w:p>
     <w:p>
       <w:pPr>
         <w:numPr>
           <w:ilvl w:val="0"/>
-          <w:numId w:val="13"/>
+          <w:numId w:val="23"/>
         </w:numPr>
       </w:pPr>
       <w:r>
@@ -188,22 +248,34 @@
         <w:t>Logro:</w:t>
       </w:r>
       <w:r>
-        <w:t xml:space="preserve"> Programación de las clases centrales (Level, Player, </w:t>
+        <w:t xml:space="preserve"> Reescritura total de </w:t>
       </w:r>
       <w:proofErr w:type="spellStart"/>
       <w:r>
-        <w:t>Enemy</w:t>
+        <w:t>LevelLoader</w:t>
       </w:r>
       <w:proofErr w:type="spellEnd"/>
       <w:r>
-        <w:t>, etc.).</w:t>
+        <w:t xml:space="preserve"> delegando la instanciación a un mapa de </w:t>
+      </w:r>
+      <w:proofErr w:type="spellStart"/>
+      <w:r>
+        <w:rPr>
+          <w:i/>
+          <w:iCs/>
+        </w:rPr>
+        <w:t>parsers</w:t>
+      </w:r>
+      <w:proofErr w:type="spellEnd"/>
+      <w:r>
+        <w:t xml:space="preserve"> funcionales.</w:t>
       </w:r>
     </w:p>
     <w:p>
       <w:pPr>
         <w:numPr>
           <w:ilvl w:val="0"/>
-          <w:numId w:val="13"/>
+          <w:numId w:val="23"/>
         </w:numPr>
       </w:pPr>
       <w:r>
@@ -214,22 +286,39 @@
         <w:t>Aprendizaje/Dificultad:</w:t>
       </w:r>
       <w:r>
-        <w:t xml:space="preserve"> El reto fue asegurar que las entidades manejaran su estado matemático de forma totalmente independiente de la vista, afianzando el concepto de encapsulamiento.</w:t>
+        <w:t xml:space="preserve"> Pasar de un diseño tradicional a uno puramente funcional con Lambdas fue retador, pero el código quedó sumamente limpio y abierto a extensión.</w:t>
       </w:r>
     </w:p>
     <w:p>
-      <w:pPr>
-        <w:pStyle w:val="Ttulo2"/>
-      </w:pPr>
-      <w:r>
-        <w:t>Ciclo 4: Motor de Construcción de Mapas</w:t>
+      <w:r>
+        <w:rPr>
+          <w:b/>
+          <w:bCs/>
+        </w:rPr>
+        <w:t>Ciclo 14: Implementación del Modo Multijugador (</w:t>
+      </w:r>
+      <w:proofErr w:type="spellStart"/>
+      <w:r>
+        <w:rPr>
+          <w:b/>
+          <w:bCs/>
+        </w:rPr>
+        <w:t>PvP</w:t>
+      </w:r>
+      <w:proofErr w:type="spellEnd"/>
+      <w:r>
+        <w:rPr>
+          <w:b/>
+          <w:bCs/>
+        </w:rPr>
+        <w:t>)</w:t>
       </w:r>
     </w:p>
     <w:p>
       <w:pPr>
         <w:numPr>
           <w:ilvl w:val="0"/>
-          <w:numId w:val="14"/>
+          <w:numId w:val="24"/>
         </w:numPr>
       </w:pPr>
       <w:r>
@@ -240,14 +329,14 @@
         <w:t>Objetivo:</w:t>
       </w:r>
       <w:r>
-        <w:t xml:space="preserve"> Manejar los recursos gráficos del entorno.</w:t>
+        <w:t xml:space="preserve"> Permitir que dos personas jueguen simultáneamente en el mismo teclado.</w:t>
       </w:r>
     </w:p>
     <w:p>
       <w:pPr>
         <w:numPr>
           <w:ilvl w:val="0"/>
-          <w:numId w:val="14"/>
+          <w:numId w:val="24"/>
         </w:numPr>
       </w:pPr>
       <w:r>
@@ -258,22 +347,14 @@
         <w:t>Logro:</w:t>
       </w:r>
       <w:r>
-        <w:t xml:space="preserve"> Implementación de Tile y </w:t>
-      </w:r>
-      <w:proofErr w:type="spellStart"/>
-      <w:r>
-        <w:t>TileManager</w:t>
-      </w:r>
-      <w:proofErr w:type="spellEnd"/>
-      <w:r>
-        <w:t xml:space="preserve"> para gestionar las texturas.</w:t>
+        <w:t xml:space="preserve"> Soporte dual de controles (Flechas y WASD) con físicas independientes.</w:t>
       </w:r>
     </w:p>
     <w:p>
       <w:pPr>
         <w:numPr>
           <w:ilvl w:val="0"/>
-          <w:numId w:val="14"/>
+          <w:numId w:val="24"/>
         </w:numPr>
       </w:pPr>
       <w:r>
@@ -284,23 +365,37 @@
         <w:t>Aprendizaje/Dificultad:</w:t>
       </w:r>
       <w:r>
-        <w:t xml:space="preserve"> Entender cómo optimizar la memoria al cargar múltiples imágenes sin afectar el rendimiento de la aplicación fue un desafío técnico importante.</w:t>
+        <w:t xml:space="preserve"> Procesar colisiones y redibujado para múltiples entidades en el mismo </w:t>
+      </w:r>
+      <w:proofErr w:type="spellStart"/>
+      <w:proofErr w:type="gramStart"/>
+      <w:r>
+        <w:rPr>
+          <w:i/>
+          <w:iCs/>
+        </w:rPr>
+        <w:t>frame</w:t>
+      </w:r>
+      <w:proofErr w:type="spellEnd"/>
+      <w:proofErr w:type="gramEnd"/>
+      <w:r>
+        <w:t xml:space="preserve"> requirió ajustes precisos para evitar solapamientos.</w:t>
       </w:r>
     </w:p>
     <w:p>
-      <w:pPr>
-        <w:pStyle w:val="Ttulo2"/>
-      </w:pPr>
-      <w:r>
-        <w:lastRenderedPageBreak/>
-        <w:t>Ciclo 5: Sistema de Persistencia</w:t>
+      <w:r>
+        <w:rPr>
+          <w:b/>
+          <w:bCs/>
+        </w:rPr>
+        <w:t>Ciclo 15: Interfaz de Usuario y Flujo de Pantallas</w:t>
       </w:r>
     </w:p>
     <w:p>
       <w:pPr>
         <w:numPr>
           <w:ilvl w:val="0"/>
-          <w:numId w:val="15"/>
+          <w:numId w:val="25"/>
         </w:numPr>
       </w:pPr>
       <w:r>
@@ -311,14 +406,102 @@
         <w:t>Objetivo:</w:t>
       </w:r>
       <w:r>
-        <w:t xml:space="preserve"> Carga dinámica de escenarios.</w:t>
+        <w:t xml:space="preserve"> Mejorar la experiencia inicial antes de entrar al tablero.</w:t>
       </w:r>
     </w:p>
     <w:p>
       <w:pPr>
         <w:numPr>
           <w:ilvl w:val="0"/>
-          <w:numId w:val="15"/>
+          <w:numId w:val="25"/>
+        </w:numPr>
+      </w:pPr>
+      <w:r>
+        <w:rPr>
+          <w:b/>
+          <w:bCs/>
+        </w:rPr>
+        <w:lastRenderedPageBreak/>
+        <w:t>Logro:</w:t>
+      </w:r>
+      <w:r>
+        <w:t xml:space="preserve"> Creación de </w:t>
+      </w:r>
+      <w:proofErr w:type="spellStart"/>
+      <w:r>
+        <w:t>MainMenuPanel</w:t>
+      </w:r>
+      <w:proofErr w:type="spellEnd"/>
+      <w:r>
+        <w:t xml:space="preserve"> y </w:t>
+      </w:r>
+      <w:proofErr w:type="spellStart"/>
+      <w:r>
+        <w:t>CharacterSelectionPanel</w:t>
+      </w:r>
+      <w:proofErr w:type="spellEnd"/>
+      <w:r>
+        <w:t xml:space="preserve"> con transiciones visuales.</w:t>
+      </w:r>
+    </w:p>
+    <w:p>
+      <w:pPr>
+        <w:numPr>
+          <w:ilvl w:val="0"/>
+          <w:numId w:val="25"/>
+        </w:numPr>
+      </w:pPr>
+      <w:r>
+        <w:rPr>
+          <w:b/>
+          <w:bCs/>
+        </w:rPr>
+        <w:t>Aprendizaje/Dificultad:</w:t>
+      </w:r>
+      <w:r>
+        <w:t xml:space="preserve"> Intercambiar paneles en Swing (</w:t>
+      </w:r>
+      <w:proofErr w:type="spellStart"/>
+      <w:r>
+        <w:t>JPanel</w:t>
+      </w:r>
+      <w:proofErr w:type="spellEnd"/>
+      <w:r>
+        <w:t>) sin perder el hilo de ejecución y mantener el juego en pausa hasta dar "Iniciar" requirió mucha sincronización.</w:t>
+      </w:r>
+    </w:p>
+    <w:p>
+      <w:r>
+        <w:rPr>
+          <w:b/>
+          <w:bCs/>
+        </w:rPr>
+        <w:t>Ciclo 16: Serialización de Datos (Guardar y Cargar)</w:t>
+      </w:r>
+    </w:p>
+    <w:p>
+      <w:pPr>
+        <w:numPr>
+          <w:ilvl w:val="0"/>
+          <w:numId w:val="26"/>
+        </w:numPr>
+      </w:pPr>
+      <w:r>
+        <w:rPr>
+          <w:b/>
+          <w:bCs/>
+        </w:rPr>
+        <w:t>Objetivo:</w:t>
+      </w:r>
+      <w:r>
+        <w:t xml:space="preserve"> Permitir al usuario pausar su progreso y retomarlo exactamente igual.</w:t>
+      </w:r>
+    </w:p>
+    <w:p>
+      <w:pPr>
+        <w:numPr>
+          <w:ilvl w:val="0"/>
+          <w:numId w:val="26"/>
         </w:numPr>
       </w:pPr>
       <w:r>
@@ -329,22 +512,38 @@
         <w:t>Logro:</w:t>
       </w:r>
       <w:r>
-        <w:t xml:space="preserve"> Lectura de archivos .</w:t>
+        <w:t xml:space="preserve"> Implementación de </w:t>
       </w:r>
       <w:proofErr w:type="spellStart"/>
       <w:r>
-        <w:t>txt</w:t>
+        <w:t>GameSaver</w:t>
       </w:r>
       <w:proofErr w:type="spellEnd"/>
       <w:r>
-        <w:t xml:space="preserve"> para generar niveles a partir de matrices numéricas.</w:t>
+        <w:t xml:space="preserve">, </w:t>
+      </w:r>
+      <w:proofErr w:type="spellStart"/>
+      <w:r>
+        <w:t>GameLoader</w:t>
+      </w:r>
+      <w:proofErr w:type="spellEnd"/>
+      <w:r>
+        <w:t xml:space="preserve"> y exploradores de archivos nativos (</w:t>
+      </w:r>
+      <w:proofErr w:type="spellStart"/>
+      <w:r>
+        <w:t>JFileChooser</w:t>
+      </w:r>
+      <w:proofErr w:type="spellEnd"/>
+      <w:r>
+        <w:t>).</w:t>
       </w:r>
     </w:p>
     <w:p>
       <w:pPr>
         <w:numPr>
           <w:ilvl w:val="0"/>
-          <w:numId w:val="15"/>
+          <w:numId w:val="26"/>
         </w:numPr>
       </w:pPr>
       <w:r>
@@ -355,30 +554,23 @@
         <w:t>Aprendizaje/Dificultad:</w:t>
       </w:r>
       <w:r>
-        <w:t xml:space="preserve"> Traducir caracteres de texto a coordenadas físicas exactas en pantalla requirió pulir mucho la lógica de </w:t>
-      </w:r>
-      <w:proofErr w:type="spellStart"/>
-      <w:r>
-        <w:t>parseo</w:t>
-      </w:r>
-      <w:proofErr w:type="spellEnd"/>
-      <w:r>
-        <w:t xml:space="preserve"> de datos.</w:t>
+        <w:t xml:space="preserve"> El mayor aprendizaje fue respetar la arquitectura: enviar solo la información del Level a la persistencia para no acoplarla con la fachada principal.</w:t>
       </w:r>
     </w:p>
     <w:p>
-      <w:pPr>
-        <w:pStyle w:val="Ttulo2"/>
-      </w:pPr>
-      <w:r>
-        <w:t>Ciclo 6: Interfaz y Renderizado</w:t>
+      <w:r>
+        <w:rPr>
+          <w:b/>
+          <w:bCs/>
+        </w:rPr>
+        <w:t>Ciclo 17: Pruebas de Aceptación Visuales</w:t>
       </w:r>
     </w:p>
     <w:p>
       <w:pPr>
         <w:numPr>
           <w:ilvl w:val="0"/>
-          <w:numId w:val="16"/>
+          <w:numId w:val="27"/>
         </w:numPr>
       </w:pPr>
       <w:r>
@@ -389,14 +581,14 @@
         <w:t>Objetivo:</w:t>
       </w:r>
       <w:r>
-        <w:t xml:space="preserve"> Mostrar los elementos lógicos en pantalla.</w:t>
+        <w:t xml:space="preserve"> Automatizar la verificación del flujo exitoso del jugador en la interfaz real.</w:t>
       </w:r>
     </w:p>
     <w:p>
       <w:pPr>
         <w:numPr>
           <w:ilvl w:val="0"/>
-          <w:numId w:val="16"/>
+          <w:numId w:val="27"/>
         </w:numPr>
       </w:pPr>
       <w:r>
@@ -407,14 +599,24 @@
         <w:t>Logro:</w:t>
       </w:r>
       <w:r>
-        <w:t xml:space="preserve"> Construcción de la ventana y uso de Graphics2D para dibujar el mapa.</w:t>
+        <w:t xml:space="preserve"> Simulación de pulsaciones físicas usando </w:t>
+      </w:r>
+      <w:proofErr w:type="spellStart"/>
+      <w:proofErr w:type="gramStart"/>
+      <w:r>
+        <w:t>java.awt.Robot</w:t>
+      </w:r>
+      <w:proofErr w:type="spellEnd"/>
+      <w:proofErr w:type="gramEnd"/>
+      <w:r>
+        <w:t xml:space="preserve"> para recoger monedas y llegar a la meta.</w:t>
       </w:r>
     </w:p>
     <w:p>
       <w:pPr>
         <w:numPr>
           <w:ilvl w:val="0"/>
-          <w:numId w:val="16"/>
+          <w:numId w:val="27"/>
         </w:numPr>
       </w:pPr>
       <w:r>
@@ -425,282 +627,7 @@
         <w:t>Aprendizaje/Dificultad:</w:t>
       </w:r>
       <w:r>
-        <w:t xml:space="preserve"> Sincronizar el hilo de dibujo visual con las posiciones de la matriz lógica fue complejo, pero esencial para lograr un aspecto fiel al juego original.</w:t>
-      </w:r>
-    </w:p>
-    <w:p>
-      <w:pPr>
-        <w:pStyle w:val="Ttulo2"/>
-      </w:pPr>
-      <w:r>
-        <w:t>Ciclo 7: Implementación de la Fachada</w:t>
-      </w:r>
-    </w:p>
-    <w:p>
-      <w:pPr>
-        <w:numPr>
-          <w:ilvl w:val="0"/>
-          <w:numId w:val="17"/>
-        </w:numPr>
-      </w:pPr>
-      <w:r>
-        <w:rPr>
-          <w:b/>
-          <w:bCs/>
-        </w:rPr>
-        <w:t>Objetivo:</w:t>
-      </w:r>
-      <w:r>
-        <w:t xml:space="preserve"> Proteger el Dominio.</w:t>
-      </w:r>
-    </w:p>
-    <w:p>
-      <w:pPr>
-        <w:numPr>
-          <w:ilvl w:val="0"/>
-          <w:numId w:val="17"/>
-        </w:numPr>
-      </w:pPr>
-      <w:r>
-        <w:rPr>
-          <w:b/>
-          <w:bCs/>
-        </w:rPr>
-        <w:t>Logro:</w:t>
-      </w:r>
-      <w:r>
-        <w:t xml:space="preserve"> Creación de </w:t>
-      </w:r>
-      <w:proofErr w:type="spellStart"/>
-      <w:r>
-        <w:t>DOPOsHardestGame</w:t>
-      </w:r>
-      <w:proofErr w:type="spellEnd"/>
-      <w:r>
-        <w:t xml:space="preserve"> como canal único de comunicación.</w:t>
-      </w:r>
-    </w:p>
-    <w:p>
-      <w:pPr>
-        <w:numPr>
-          <w:ilvl w:val="0"/>
-          <w:numId w:val="17"/>
-        </w:numPr>
-      </w:pPr>
-      <w:r>
-        <w:rPr>
-          <w:b/>
-          <w:bCs/>
-        </w:rPr>
-        <w:t>Aprendizaje/Dificultad:</w:t>
-      </w:r>
-      <w:r>
-        <w:t xml:space="preserve"> Acostumbrarme a no llamar métodos internos directamente desde la interfaz me enseñó el valor real de proteger la integridad del sistema.</w:t>
-      </w:r>
-    </w:p>
-    <w:p>
-      <w:pPr>
-        <w:pStyle w:val="Ttulo2"/>
-      </w:pPr>
-      <w:r>
-        <w:t>Ciclo 8: Sistema de Control y Movimiento</w:t>
-      </w:r>
-    </w:p>
-    <w:p>
-      <w:pPr>
-        <w:numPr>
-          <w:ilvl w:val="0"/>
-          <w:numId w:val="18"/>
-        </w:numPr>
-      </w:pPr>
-      <w:r>
-        <w:rPr>
-          <w:b/>
-          <w:bCs/>
-        </w:rPr>
-        <w:t>Objetivo:</w:t>
-      </w:r>
-      <w:r>
-        <w:t xml:space="preserve"> Dar vida al jugador principal.</w:t>
-      </w:r>
-    </w:p>
-    <w:p>
-      <w:pPr>
-        <w:numPr>
-          <w:ilvl w:val="0"/>
-          <w:numId w:val="18"/>
-        </w:numPr>
-      </w:pPr>
-      <w:r>
-        <w:rPr>
-          <w:b/>
-          <w:bCs/>
-        </w:rPr>
-        <w:t>Logro:</w:t>
-      </w:r>
-      <w:r>
-        <w:t xml:space="preserve"> Integración de eventos de teclado vinculados a coordenadas espaciales.</w:t>
-      </w:r>
-    </w:p>
-    <w:p>
-      <w:pPr>
-        <w:numPr>
-          <w:ilvl w:val="0"/>
-          <w:numId w:val="18"/>
-        </w:numPr>
-      </w:pPr>
-      <w:r>
-        <w:rPr>
-          <w:b/>
-          <w:bCs/>
-        </w:rPr>
-        <w:t>Aprendizaje/Dificultad:</w:t>
-      </w:r>
-      <w:r>
-        <w:t xml:space="preserve"> El reto fue lograr que los eventos asíncronos de las teclas se tradujeran en un movimiento fluido y constante sin "saltos" en la pantalla.</w:t>
-      </w:r>
-    </w:p>
-    <w:p>
-      <w:pPr>
-        <w:pStyle w:val="Ttulo2"/>
-      </w:pPr>
-      <w:r>
-        <w:t>Ciclo 9: Físicas y Colisiones Predictivas</w:t>
-      </w:r>
-    </w:p>
-    <w:p>
-      <w:pPr>
-        <w:numPr>
-          <w:ilvl w:val="0"/>
-          <w:numId w:val="19"/>
-        </w:numPr>
-      </w:pPr>
-      <w:r>
-        <w:rPr>
-          <w:b/>
-          <w:bCs/>
-        </w:rPr>
-        <w:t>Objetivo:</w:t>
-      </w:r>
-      <w:r>
-        <w:t xml:space="preserve"> Delimitar el mapa y las reglas de impacto.</w:t>
-      </w:r>
-    </w:p>
-    <w:p>
-      <w:pPr>
-        <w:numPr>
-          <w:ilvl w:val="0"/>
-          <w:numId w:val="19"/>
-        </w:numPr>
-      </w:pPr>
-      <w:r>
-        <w:rPr>
-          <w:b/>
-          <w:bCs/>
-        </w:rPr>
-        <w:t>Logro:</w:t>
-      </w:r>
-      <w:r>
-        <w:t xml:space="preserve"> Implementación de </w:t>
-      </w:r>
-      <w:proofErr w:type="spellStart"/>
-      <w:r>
-        <w:t>hitboxes</w:t>
-      </w:r>
-      <w:proofErr w:type="spellEnd"/>
-      <w:r>
-        <w:t xml:space="preserve"> estandarizados y colisión con muros.</w:t>
-      </w:r>
-    </w:p>
-    <w:p>
-      <w:pPr>
-        <w:numPr>
-          <w:ilvl w:val="0"/>
-          <w:numId w:val="19"/>
-        </w:numPr>
-      </w:pPr>
-      <w:r>
-        <w:rPr>
-          <w:b/>
-          <w:bCs/>
-        </w:rPr>
-        <w:t>Aprendizaje/Dificultad:</w:t>
-      </w:r>
-      <w:r>
-        <w:t xml:space="preserve"> Fue la fase más difícil. Ajustar las fórmulas para evaluar el espacio </w:t>
-      </w:r>
-      <w:r>
-        <w:rPr>
-          <w:i/>
-          <w:iCs/>
-        </w:rPr>
-        <w:t>antes</w:t>
-      </w:r>
-      <w:r>
-        <w:t xml:space="preserve"> de moverse y evitar que el jugador se trabara exigió mucha matemática y pruebas.</w:t>
-      </w:r>
-    </w:p>
-    <w:p>
-      <w:pPr>
-        <w:pStyle w:val="Ttulo2"/>
-      </w:pPr>
-      <w:r>
-        <w:t>Ciclo 10: Interacciones y Verificación Final</w:t>
-      </w:r>
-    </w:p>
-    <w:p>
-      <w:pPr>
-        <w:numPr>
-          <w:ilvl w:val="0"/>
-          <w:numId w:val="20"/>
-        </w:numPr>
-      </w:pPr>
-      <w:r>
-        <w:rPr>
-          <w:b/>
-          <w:bCs/>
-        </w:rPr>
-        <w:t>Objetivo:</w:t>
-      </w:r>
-      <w:r>
-        <w:t xml:space="preserve"> Consolidar mecánicas y asegurar la calidad.</w:t>
-      </w:r>
-    </w:p>
-    <w:p>
-      <w:pPr>
-        <w:numPr>
-          <w:ilvl w:val="0"/>
-          <w:numId w:val="20"/>
-        </w:numPr>
-      </w:pPr>
-      <w:r>
-        <w:rPr>
-          <w:b/>
-          <w:bCs/>
-        </w:rPr>
-        <w:t>Logro:</w:t>
-      </w:r>
-      <w:r>
-        <w:t xml:space="preserve"> Lógica de recolección, muertes, temporizador y validación mediante pruebas de unidad.</w:t>
-      </w:r>
-    </w:p>
-    <w:p>
-      <w:pPr>
-        <w:numPr>
-          <w:ilvl w:val="0"/>
-          <w:numId w:val="20"/>
-        </w:numPr>
-      </w:pPr>
-      <w:r>
-        <w:rPr>
-          <w:b/>
-          <w:bCs/>
-        </w:rPr>
-        <w:lastRenderedPageBreak/>
-        <w:t>Aprendizaje/Dificultad:</w:t>
-      </w:r>
-      <w:r>
-        <w:t xml:space="preserve"> Conectar todas las piezas finales demostró que la planificación inicial fue correcta. Validar todo con pruebas garantizó el cierre exitoso y sin errores de este primer ciclo del proyecto.</w:t>
+        <w:t xml:space="preserve"> Manejar el "foco" del sistema operativo sobre las ventanas de Java fue frustrante; aprendí a usar búsquedas recursivas de botones para garantizar que la prueba no fallara.</w:t>
       </w:r>
     </w:p>
     <w:p/>
@@ -1015,6 +942,155 @@
     </w:lvl>
   </w:abstractNum>
   <w:abstractNum w:abstractNumId="2" w15:restartNumberingAfterBreak="0">
+    <w:nsid w:val="05C050D7"/>
+    <w:multiLevelType w:val="multilevel"/>
+    <w:tmpl w:val="0F3CC0E0"/>
+    <w:lvl w:ilvl="0">
+      <w:start w:val="1"/>
+      <w:numFmt w:val="bullet"/>
+      <w:lvlText w:val=""/>
+      <w:lvlJc w:val="left"/>
+      <w:pPr>
+        <w:tabs>
+          <w:tab w:val="num" w:pos="720"/>
+        </w:tabs>
+        <w:ind w:left="720" w:hanging="360"/>
+      </w:pPr>
+      <w:rPr>
+        <w:rFonts w:ascii="Symbol" w:hAnsi="Symbol" w:hint="default"/>
+        <w:sz w:val="20"/>
+      </w:rPr>
+    </w:lvl>
+    <w:lvl w:ilvl="1" w:tentative="1">
+      <w:start w:val="1"/>
+      <w:numFmt w:val="bullet"/>
+      <w:lvlText w:val="o"/>
+      <w:lvlJc w:val="left"/>
+      <w:pPr>
+        <w:tabs>
+          <w:tab w:val="num" w:pos="1440"/>
+        </w:tabs>
+        <w:ind w:left="1440" w:hanging="360"/>
+      </w:pPr>
+      <w:rPr>
+        <w:rFonts w:ascii="Courier New" w:hAnsi="Courier New" w:hint="default"/>
+        <w:sz w:val="20"/>
+      </w:rPr>
+    </w:lvl>
+    <w:lvl w:ilvl="2" w:tentative="1">
+      <w:start w:val="1"/>
+      <w:numFmt w:val="bullet"/>
+      <w:lvlText w:val=""/>
+      <w:lvlJc w:val="left"/>
+      <w:pPr>
+        <w:tabs>
+          <w:tab w:val="num" w:pos="2160"/>
+        </w:tabs>
+        <w:ind w:left="2160" w:hanging="360"/>
+      </w:pPr>
+      <w:rPr>
+        <w:rFonts w:ascii="Wingdings" w:hAnsi="Wingdings" w:hint="default"/>
+        <w:sz w:val="20"/>
+      </w:rPr>
+    </w:lvl>
+    <w:lvl w:ilvl="3" w:tentative="1">
+      <w:start w:val="1"/>
+      <w:numFmt w:val="bullet"/>
+      <w:lvlText w:val=""/>
+      <w:lvlJc w:val="left"/>
+      <w:pPr>
+        <w:tabs>
+          <w:tab w:val="num" w:pos="2880"/>
+        </w:tabs>
+        <w:ind w:left="2880" w:hanging="360"/>
+      </w:pPr>
+      <w:rPr>
+        <w:rFonts w:ascii="Wingdings" w:hAnsi="Wingdings" w:hint="default"/>
+        <w:sz w:val="20"/>
+      </w:rPr>
+    </w:lvl>
+    <w:lvl w:ilvl="4" w:tentative="1">
+      <w:start w:val="1"/>
+      <w:numFmt w:val="bullet"/>
+      <w:lvlText w:val=""/>
+      <w:lvlJc w:val="left"/>
+      <w:pPr>
+        <w:tabs>
+          <w:tab w:val="num" w:pos="3600"/>
+        </w:tabs>
+        <w:ind w:left="3600" w:hanging="360"/>
+      </w:pPr>
+      <w:rPr>
+        <w:rFonts w:ascii="Wingdings" w:hAnsi="Wingdings" w:hint="default"/>
+        <w:sz w:val="20"/>
+      </w:rPr>
+    </w:lvl>
+    <w:lvl w:ilvl="5" w:tentative="1">
+      <w:start w:val="1"/>
+      <w:numFmt w:val="bullet"/>
+      <w:lvlText w:val=""/>
+      <w:lvlJc w:val="left"/>
+      <w:pPr>
+        <w:tabs>
+          <w:tab w:val="num" w:pos="4320"/>
+        </w:tabs>
+        <w:ind w:left="4320" w:hanging="360"/>
+      </w:pPr>
+      <w:rPr>
+        <w:rFonts w:ascii="Wingdings" w:hAnsi="Wingdings" w:hint="default"/>
+        <w:sz w:val="20"/>
+      </w:rPr>
+    </w:lvl>
+    <w:lvl w:ilvl="6" w:tentative="1">
+      <w:start w:val="1"/>
+      <w:numFmt w:val="bullet"/>
+      <w:lvlText w:val=""/>
+      <w:lvlJc w:val="left"/>
+      <w:pPr>
+        <w:tabs>
+          <w:tab w:val="num" w:pos="5040"/>
+        </w:tabs>
+        <w:ind w:left="5040" w:hanging="360"/>
+      </w:pPr>
+      <w:rPr>
+        <w:rFonts w:ascii="Wingdings" w:hAnsi="Wingdings" w:hint="default"/>
+        <w:sz w:val="20"/>
+      </w:rPr>
+    </w:lvl>
+    <w:lvl w:ilvl="7" w:tentative="1">
+      <w:start w:val="1"/>
+      <w:numFmt w:val="bullet"/>
+      <w:lvlText w:val=""/>
+      <w:lvlJc w:val="left"/>
+      <w:pPr>
+        <w:tabs>
+          <w:tab w:val="num" w:pos="5760"/>
+        </w:tabs>
+        <w:ind w:left="5760" w:hanging="360"/>
+      </w:pPr>
+      <w:rPr>
+        <w:rFonts w:ascii="Wingdings" w:hAnsi="Wingdings" w:hint="default"/>
+        <w:sz w:val="20"/>
+      </w:rPr>
+    </w:lvl>
+    <w:lvl w:ilvl="8" w:tentative="1">
+      <w:start w:val="1"/>
+      <w:numFmt w:val="bullet"/>
+      <w:lvlText w:val=""/>
+      <w:lvlJc w:val="left"/>
+      <w:pPr>
+        <w:tabs>
+          <w:tab w:val="num" w:pos="6480"/>
+        </w:tabs>
+        <w:ind w:left="6480" w:hanging="360"/>
+      </w:pPr>
+      <w:rPr>
+        <w:rFonts w:ascii="Wingdings" w:hAnsi="Wingdings" w:hint="default"/>
+        <w:sz w:val="20"/>
+      </w:rPr>
+    </w:lvl>
+  </w:abstractNum>
+  <w:abstractNum w:abstractNumId="3" w15:restartNumberingAfterBreak="0">
     <w:nsid w:val="10F66248"/>
     <w:multiLevelType w:val="multilevel"/>
     <w:tmpl w:val="71F2B30A"/>
@@ -1163,7 +1239,156 @@
       </w:rPr>
     </w:lvl>
   </w:abstractNum>
-  <w:abstractNum w:abstractNumId="3" w15:restartNumberingAfterBreak="0">
+  <w:abstractNum w:abstractNumId="4" w15:restartNumberingAfterBreak="0">
+    <w:nsid w:val="15CC552E"/>
+    <w:multiLevelType w:val="multilevel"/>
+    <w:tmpl w:val="210650F8"/>
+    <w:lvl w:ilvl="0">
+      <w:start w:val="1"/>
+      <w:numFmt w:val="bullet"/>
+      <w:lvlText w:val=""/>
+      <w:lvlJc w:val="left"/>
+      <w:pPr>
+        <w:tabs>
+          <w:tab w:val="num" w:pos="720"/>
+        </w:tabs>
+        <w:ind w:left="720" w:hanging="360"/>
+      </w:pPr>
+      <w:rPr>
+        <w:rFonts w:ascii="Symbol" w:hAnsi="Symbol" w:hint="default"/>
+        <w:sz w:val="20"/>
+      </w:rPr>
+    </w:lvl>
+    <w:lvl w:ilvl="1" w:tentative="1">
+      <w:start w:val="1"/>
+      <w:numFmt w:val="bullet"/>
+      <w:lvlText w:val="o"/>
+      <w:lvlJc w:val="left"/>
+      <w:pPr>
+        <w:tabs>
+          <w:tab w:val="num" w:pos="1440"/>
+        </w:tabs>
+        <w:ind w:left="1440" w:hanging="360"/>
+      </w:pPr>
+      <w:rPr>
+        <w:rFonts w:ascii="Courier New" w:hAnsi="Courier New" w:hint="default"/>
+        <w:sz w:val="20"/>
+      </w:rPr>
+    </w:lvl>
+    <w:lvl w:ilvl="2" w:tentative="1">
+      <w:start w:val="1"/>
+      <w:numFmt w:val="bullet"/>
+      <w:lvlText w:val=""/>
+      <w:lvlJc w:val="left"/>
+      <w:pPr>
+        <w:tabs>
+          <w:tab w:val="num" w:pos="2160"/>
+        </w:tabs>
+        <w:ind w:left="2160" w:hanging="360"/>
+      </w:pPr>
+      <w:rPr>
+        <w:rFonts w:ascii="Wingdings" w:hAnsi="Wingdings" w:hint="default"/>
+        <w:sz w:val="20"/>
+      </w:rPr>
+    </w:lvl>
+    <w:lvl w:ilvl="3" w:tentative="1">
+      <w:start w:val="1"/>
+      <w:numFmt w:val="bullet"/>
+      <w:lvlText w:val=""/>
+      <w:lvlJc w:val="left"/>
+      <w:pPr>
+        <w:tabs>
+          <w:tab w:val="num" w:pos="2880"/>
+        </w:tabs>
+        <w:ind w:left="2880" w:hanging="360"/>
+      </w:pPr>
+      <w:rPr>
+        <w:rFonts w:ascii="Wingdings" w:hAnsi="Wingdings" w:hint="default"/>
+        <w:sz w:val="20"/>
+      </w:rPr>
+    </w:lvl>
+    <w:lvl w:ilvl="4" w:tentative="1">
+      <w:start w:val="1"/>
+      <w:numFmt w:val="bullet"/>
+      <w:lvlText w:val=""/>
+      <w:lvlJc w:val="left"/>
+      <w:pPr>
+        <w:tabs>
+          <w:tab w:val="num" w:pos="3600"/>
+        </w:tabs>
+        <w:ind w:left="3600" w:hanging="360"/>
+      </w:pPr>
+      <w:rPr>
+        <w:rFonts w:ascii="Wingdings" w:hAnsi="Wingdings" w:hint="default"/>
+        <w:sz w:val="20"/>
+      </w:rPr>
+    </w:lvl>
+    <w:lvl w:ilvl="5" w:tentative="1">
+      <w:start w:val="1"/>
+      <w:numFmt w:val="bullet"/>
+      <w:lvlText w:val=""/>
+      <w:lvlJc w:val="left"/>
+      <w:pPr>
+        <w:tabs>
+          <w:tab w:val="num" w:pos="4320"/>
+        </w:tabs>
+        <w:ind w:left="4320" w:hanging="360"/>
+      </w:pPr>
+      <w:rPr>
+        <w:rFonts w:ascii="Wingdings" w:hAnsi="Wingdings" w:hint="default"/>
+        <w:sz w:val="20"/>
+      </w:rPr>
+    </w:lvl>
+    <w:lvl w:ilvl="6" w:tentative="1">
+      <w:start w:val="1"/>
+      <w:numFmt w:val="bullet"/>
+      <w:lvlText w:val=""/>
+      <w:lvlJc w:val="left"/>
+      <w:pPr>
+        <w:tabs>
+          <w:tab w:val="num" w:pos="5040"/>
+        </w:tabs>
+        <w:ind w:left="5040" w:hanging="360"/>
+      </w:pPr>
+      <w:rPr>
+        <w:rFonts w:ascii="Wingdings" w:hAnsi="Wingdings" w:hint="default"/>
+        <w:sz w:val="20"/>
+      </w:rPr>
+    </w:lvl>
+    <w:lvl w:ilvl="7" w:tentative="1">
+      <w:start w:val="1"/>
+      <w:numFmt w:val="bullet"/>
+      <w:lvlText w:val=""/>
+      <w:lvlJc w:val="left"/>
+      <w:pPr>
+        <w:tabs>
+          <w:tab w:val="num" w:pos="5760"/>
+        </w:tabs>
+        <w:ind w:left="5760" w:hanging="360"/>
+      </w:pPr>
+      <w:rPr>
+        <w:rFonts w:ascii="Wingdings" w:hAnsi="Wingdings" w:hint="default"/>
+        <w:sz w:val="20"/>
+      </w:rPr>
+    </w:lvl>
+    <w:lvl w:ilvl="8" w:tentative="1">
+      <w:start w:val="1"/>
+      <w:numFmt w:val="bullet"/>
+      <w:lvlText w:val=""/>
+      <w:lvlJc w:val="left"/>
+      <w:pPr>
+        <w:tabs>
+          <w:tab w:val="num" w:pos="6480"/>
+        </w:tabs>
+        <w:ind w:left="6480" w:hanging="360"/>
+      </w:pPr>
+      <w:rPr>
+        <w:rFonts w:ascii="Wingdings" w:hAnsi="Wingdings" w:hint="default"/>
+        <w:sz w:val="20"/>
+      </w:rPr>
+    </w:lvl>
+  </w:abstractNum>
+  <w:abstractNum w:abstractNumId="5" w15:restartNumberingAfterBreak="0">
     <w:nsid w:val="16A86B9C"/>
     <w:multiLevelType w:val="multilevel"/>
     <w:tmpl w:val="2D5CB0FE"/>
@@ -1312,7 +1537,7 @@
       </w:rPr>
     </w:lvl>
   </w:abstractNum>
-  <w:abstractNum w:abstractNumId="4" w15:restartNumberingAfterBreak="0">
+  <w:abstractNum w:abstractNumId="6" w15:restartNumberingAfterBreak="0">
     <w:nsid w:val="1A4A363E"/>
     <w:multiLevelType w:val="multilevel"/>
     <w:tmpl w:val="41A49168"/>
@@ -1461,7 +1686,7 @@
       </w:rPr>
     </w:lvl>
   </w:abstractNum>
-  <w:abstractNum w:abstractNumId="5" w15:restartNumberingAfterBreak="0">
+  <w:abstractNum w:abstractNumId="7" w15:restartNumberingAfterBreak="0">
     <w:nsid w:val="1CF65230"/>
     <w:multiLevelType w:val="multilevel"/>
     <w:tmpl w:val="605C29EC"/>
@@ -1610,7 +1835,7 @@
       </w:rPr>
     </w:lvl>
   </w:abstractNum>
-  <w:abstractNum w:abstractNumId="6" w15:restartNumberingAfterBreak="0">
+  <w:abstractNum w:abstractNumId="8" w15:restartNumberingAfterBreak="0">
     <w:nsid w:val="2DC33D3A"/>
     <w:multiLevelType w:val="multilevel"/>
     <w:tmpl w:val="4308F9C6"/>
@@ -1759,7 +1984,7 @@
       </w:rPr>
     </w:lvl>
   </w:abstractNum>
-  <w:abstractNum w:abstractNumId="7" w15:restartNumberingAfterBreak="0">
+  <w:abstractNum w:abstractNumId="9" w15:restartNumberingAfterBreak="0">
     <w:nsid w:val="2F7D040D"/>
     <w:multiLevelType w:val="multilevel"/>
     <w:tmpl w:val="4648CF06"/>
@@ -1908,7 +2133,7 @@
       </w:rPr>
     </w:lvl>
   </w:abstractNum>
-  <w:abstractNum w:abstractNumId="8" w15:restartNumberingAfterBreak="0">
+  <w:abstractNum w:abstractNumId="10" w15:restartNumberingAfterBreak="0">
     <w:nsid w:val="32E001DB"/>
     <w:multiLevelType w:val="multilevel"/>
     <w:tmpl w:val="C7326EB4"/>
@@ -2057,7 +2282,7 @@
       </w:rPr>
     </w:lvl>
   </w:abstractNum>
-  <w:abstractNum w:abstractNumId="9" w15:restartNumberingAfterBreak="0">
+  <w:abstractNum w:abstractNumId="11" w15:restartNumberingAfterBreak="0">
     <w:nsid w:val="397F766B"/>
     <w:multiLevelType w:val="multilevel"/>
     <w:tmpl w:val="4F5A9A74"/>
@@ -2206,7 +2431,156 @@
       </w:rPr>
     </w:lvl>
   </w:abstractNum>
-  <w:abstractNum w:abstractNumId="10" w15:restartNumberingAfterBreak="0">
+  <w:abstractNum w:abstractNumId="12" w15:restartNumberingAfterBreak="0">
+    <w:nsid w:val="451B6FE8"/>
+    <w:multiLevelType w:val="multilevel"/>
+    <w:tmpl w:val="E438CC70"/>
+    <w:lvl w:ilvl="0">
+      <w:start w:val="1"/>
+      <w:numFmt w:val="bullet"/>
+      <w:lvlText w:val=""/>
+      <w:lvlJc w:val="left"/>
+      <w:pPr>
+        <w:tabs>
+          <w:tab w:val="num" w:pos="720"/>
+        </w:tabs>
+        <w:ind w:left="720" w:hanging="360"/>
+      </w:pPr>
+      <w:rPr>
+        <w:rFonts w:ascii="Symbol" w:hAnsi="Symbol" w:hint="default"/>
+        <w:sz w:val="20"/>
+      </w:rPr>
+    </w:lvl>
+    <w:lvl w:ilvl="1" w:tentative="1">
+      <w:start w:val="1"/>
+      <w:numFmt w:val="bullet"/>
+      <w:lvlText w:val="o"/>
+      <w:lvlJc w:val="left"/>
+      <w:pPr>
+        <w:tabs>
+          <w:tab w:val="num" w:pos="1440"/>
+        </w:tabs>
+        <w:ind w:left="1440" w:hanging="360"/>
+      </w:pPr>
+      <w:rPr>
+        <w:rFonts w:ascii="Courier New" w:hAnsi="Courier New" w:hint="default"/>
+        <w:sz w:val="20"/>
+      </w:rPr>
+    </w:lvl>
+    <w:lvl w:ilvl="2" w:tentative="1">
+      <w:start w:val="1"/>
+      <w:numFmt w:val="bullet"/>
+      <w:lvlText w:val=""/>
+      <w:lvlJc w:val="left"/>
+      <w:pPr>
+        <w:tabs>
+          <w:tab w:val="num" w:pos="2160"/>
+        </w:tabs>
+        <w:ind w:left="2160" w:hanging="360"/>
+      </w:pPr>
+      <w:rPr>
+        <w:rFonts w:ascii="Wingdings" w:hAnsi="Wingdings" w:hint="default"/>
+        <w:sz w:val="20"/>
+      </w:rPr>
+    </w:lvl>
+    <w:lvl w:ilvl="3" w:tentative="1">
+      <w:start w:val="1"/>
+      <w:numFmt w:val="bullet"/>
+      <w:lvlText w:val=""/>
+      <w:lvlJc w:val="left"/>
+      <w:pPr>
+        <w:tabs>
+          <w:tab w:val="num" w:pos="2880"/>
+        </w:tabs>
+        <w:ind w:left="2880" w:hanging="360"/>
+      </w:pPr>
+      <w:rPr>
+        <w:rFonts w:ascii="Wingdings" w:hAnsi="Wingdings" w:hint="default"/>
+        <w:sz w:val="20"/>
+      </w:rPr>
+    </w:lvl>
+    <w:lvl w:ilvl="4" w:tentative="1">
+      <w:start w:val="1"/>
+      <w:numFmt w:val="bullet"/>
+      <w:lvlText w:val=""/>
+      <w:lvlJc w:val="left"/>
+      <w:pPr>
+        <w:tabs>
+          <w:tab w:val="num" w:pos="3600"/>
+        </w:tabs>
+        <w:ind w:left="3600" w:hanging="360"/>
+      </w:pPr>
+      <w:rPr>
+        <w:rFonts w:ascii="Wingdings" w:hAnsi="Wingdings" w:hint="default"/>
+        <w:sz w:val="20"/>
+      </w:rPr>
+    </w:lvl>
+    <w:lvl w:ilvl="5" w:tentative="1">
+      <w:start w:val="1"/>
+      <w:numFmt w:val="bullet"/>
+      <w:lvlText w:val=""/>
+      <w:lvlJc w:val="left"/>
+      <w:pPr>
+        <w:tabs>
+          <w:tab w:val="num" w:pos="4320"/>
+        </w:tabs>
+        <w:ind w:left="4320" w:hanging="360"/>
+      </w:pPr>
+      <w:rPr>
+        <w:rFonts w:ascii="Wingdings" w:hAnsi="Wingdings" w:hint="default"/>
+        <w:sz w:val="20"/>
+      </w:rPr>
+    </w:lvl>
+    <w:lvl w:ilvl="6" w:tentative="1">
+      <w:start w:val="1"/>
+      <w:numFmt w:val="bullet"/>
+      <w:lvlText w:val=""/>
+      <w:lvlJc w:val="left"/>
+      <w:pPr>
+        <w:tabs>
+          <w:tab w:val="num" w:pos="5040"/>
+        </w:tabs>
+        <w:ind w:left="5040" w:hanging="360"/>
+      </w:pPr>
+      <w:rPr>
+        <w:rFonts w:ascii="Wingdings" w:hAnsi="Wingdings" w:hint="default"/>
+        <w:sz w:val="20"/>
+      </w:rPr>
+    </w:lvl>
+    <w:lvl w:ilvl="7" w:tentative="1">
+      <w:start w:val="1"/>
+      <w:numFmt w:val="bullet"/>
+      <w:lvlText w:val=""/>
+      <w:lvlJc w:val="left"/>
+      <w:pPr>
+        <w:tabs>
+          <w:tab w:val="num" w:pos="5760"/>
+        </w:tabs>
+        <w:ind w:left="5760" w:hanging="360"/>
+      </w:pPr>
+      <w:rPr>
+        <w:rFonts w:ascii="Wingdings" w:hAnsi="Wingdings" w:hint="default"/>
+        <w:sz w:val="20"/>
+      </w:rPr>
+    </w:lvl>
+    <w:lvl w:ilvl="8" w:tentative="1">
+      <w:start w:val="1"/>
+      <w:numFmt w:val="bullet"/>
+      <w:lvlText w:val=""/>
+      <w:lvlJc w:val="left"/>
+      <w:pPr>
+        <w:tabs>
+          <w:tab w:val="num" w:pos="6480"/>
+        </w:tabs>
+        <w:ind w:left="6480" w:hanging="360"/>
+      </w:pPr>
+      <w:rPr>
+        <w:rFonts w:ascii="Wingdings" w:hAnsi="Wingdings" w:hint="default"/>
+        <w:sz w:val="20"/>
+      </w:rPr>
+    </w:lvl>
+  </w:abstractNum>
+  <w:abstractNum w:abstractNumId="13" w15:restartNumberingAfterBreak="0">
     <w:nsid w:val="47083E09"/>
     <w:multiLevelType w:val="multilevel"/>
     <w:tmpl w:val="57281620"/>
@@ -2355,7 +2729,7 @@
       </w:rPr>
     </w:lvl>
   </w:abstractNum>
-  <w:abstractNum w:abstractNumId="11" w15:restartNumberingAfterBreak="0">
+  <w:abstractNum w:abstractNumId="14" w15:restartNumberingAfterBreak="0">
     <w:nsid w:val="4C5E7392"/>
     <w:multiLevelType w:val="multilevel"/>
     <w:tmpl w:val="E800F7B6"/>
@@ -2504,7 +2878,7 @@
       </w:rPr>
     </w:lvl>
   </w:abstractNum>
-  <w:abstractNum w:abstractNumId="12" w15:restartNumberingAfterBreak="0">
+  <w:abstractNum w:abstractNumId="15" w15:restartNumberingAfterBreak="0">
     <w:nsid w:val="50C73758"/>
     <w:multiLevelType w:val="multilevel"/>
     <w:tmpl w:val="D6C8548C"/>
@@ -2653,7 +3027,7 @@
       </w:rPr>
     </w:lvl>
   </w:abstractNum>
-  <w:abstractNum w:abstractNumId="13" w15:restartNumberingAfterBreak="0">
+  <w:abstractNum w:abstractNumId="16" w15:restartNumberingAfterBreak="0">
     <w:nsid w:val="59710602"/>
     <w:multiLevelType w:val="multilevel"/>
     <w:tmpl w:val="683C1F26"/>
@@ -2802,7 +3176,7 @@
       </w:rPr>
     </w:lvl>
   </w:abstractNum>
-  <w:abstractNum w:abstractNumId="14" w15:restartNumberingAfterBreak="0">
+  <w:abstractNum w:abstractNumId="17" w15:restartNumberingAfterBreak="0">
     <w:nsid w:val="5A6C3326"/>
     <w:multiLevelType w:val="multilevel"/>
     <w:tmpl w:val="FB9E7BAE"/>
@@ -2951,7 +3325,7 @@
       </w:rPr>
     </w:lvl>
   </w:abstractNum>
-  <w:abstractNum w:abstractNumId="15" w15:restartNumberingAfterBreak="0">
+  <w:abstractNum w:abstractNumId="18" w15:restartNumberingAfterBreak="0">
     <w:nsid w:val="60266608"/>
     <w:multiLevelType w:val="multilevel"/>
     <w:tmpl w:val="3B849DB0"/>
@@ -3100,7 +3474,305 @@
       </w:rPr>
     </w:lvl>
   </w:abstractNum>
-  <w:abstractNum w:abstractNumId="16" w15:restartNumberingAfterBreak="0">
+  <w:abstractNum w:abstractNumId="19" w15:restartNumberingAfterBreak="0">
+    <w:nsid w:val="63532BDB"/>
+    <w:multiLevelType w:val="multilevel"/>
+    <w:tmpl w:val="78B4F7F4"/>
+    <w:lvl w:ilvl="0">
+      <w:start w:val="1"/>
+      <w:numFmt w:val="bullet"/>
+      <w:lvlText w:val=""/>
+      <w:lvlJc w:val="left"/>
+      <w:pPr>
+        <w:tabs>
+          <w:tab w:val="num" w:pos="720"/>
+        </w:tabs>
+        <w:ind w:left="720" w:hanging="360"/>
+      </w:pPr>
+      <w:rPr>
+        <w:rFonts w:ascii="Symbol" w:hAnsi="Symbol" w:hint="default"/>
+        <w:sz w:val="20"/>
+      </w:rPr>
+    </w:lvl>
+    <w:lvl w:ilvl="1" w:tentative="1">
+      <w:start w:val="1"/>
+      <w:numFmt w:val="bullet"/>
+      <w:lvlText w:val="o"/>
+      <w:lvlJc w:val="left"/>
+      <w:pPr>
+        <w:tabs>
+          <w:tab w:val="num" w:pos="1440"/>
+        </w:tabs>
+        <w:ind w:left="1440" w:hanging="360"/>
+      </w:pPr>
+      <w:rPr>
+        <w:rFonts w:ascii="Courier New" w:hAnsi="Courier New" w:hint="default"/>
+        <w:sz w:val="20"/>
+      </w:rPr>
+    </w:lvl>
+    <w:lvl w:ilvl="2" w:tentative="1">
+      <w:start w:val="1"/>
+      <w:numFmt w:val="bullet"/>
+      <w:lvlText w:val=""/>
+      <w:lvlJc w:val="left"/>
+      <w:pPr>
+        <w:tabs>
+          <w:tab w:val="num" w:pos="2160"/>
+        </w:tabs>
+        <w:ind w:left="2160" w:hanging="360"/>
+      </w:pPr>
+      <w:rPr>
+        <w:rFonts w:ascii="Wingdings" w:hAnsi="Wingdings" w:hint="default"/>
+        <w:sz w:val="20"/>
+      </w:rPr>
+    </w:lvl>
+    <w:lvl w:ilvl="3" w:tentative="1">
+      <w:start w:val="1"/>
+      <w:numFmt w:val="bullet"/>
+      <w:lvlText w:val=""/>
+      <w:lvlJc w:val="left"/>
+      <w:pPr>
+        <w:tabs>
+          <w:tab w:val="num" w:pos="2880"/>
+        </w:tabs>
+        <w:ind w:left="2880" w:hanging="360"/>
+      </w:pPr>
+      <w:rPr>
+        <w:rFonts w:ascii="Wingdings" w:hAnsi="Wingdings" w:hint="default"/>
+        <w:sz w:val="20"/>
+      </w:rPr>
+    </w:lvl>
+    <w:lvl w:ilvl="4" w:tentative="1">
+      <w:start w:val="1"/>
+      <w:numFmt w:val="bullet"/>
+      <w:lvlText w:val=""/>
+      <w:lvlJc w:val="left"/>
+      <w:pPr>
+        <w:tabs>
+          <w:tab w:val="num" w:pos="3600"/>
+        </w:tabs>
+        <w:ind w:left="3600" w:hanging="360"/>
+      </w:pPr>
+      <w:rPr>
+        <w:rFonts w:ascii="Wingdings" w:hAnsi="Wingdings" w:hint="default"/>
+        <w:sz w:val="20"/>
+      </w:rPr>
+    </w:lvl>
+    <w:lvl w:ilvl="5" w:tentative="1">
+      <w:start w:val="1"/>
+      <w:numFmt w:val="bullet"/>
+      <w:lvlText w:val=""/>
+      <w:lvlJc w:val="left"/>
+      <w:pPr>
+        <w:tabs>
+          <w:tab w:val="num" w:pos="4320"/>
+        </w:tabs>
+        <w:ind w:left="4320" w:hanging="360"/>
+      </w:pPr>
+      <w:rPr>
+        <w:rFonts w:ascii="Wingdings" w:hAnsi="Wingdings" w:hint="default"/>
+        <w:sz w:val="20"/>
+      </w:rPr>
+    </w:lvl>
+    <w:lvl w:ilvl="6" w:tentative="1">
+      <w:start w:val="1"/>
+      <w:numFmt w:val="bullet"/>
+      <w:lvlText w:val=""/>
+      <w:lvlJc w:val="left"/>
+      <w:pPr>
+        <w:tabs>
+          <w:tab w:val="num" w:pos="5040"/>
+        </w:tabs>
+        <w:ind w:left="5040" w:hanging="360"/>
+      </w:pPr>
+      <w:rPr>
+        <w:rFonts w:ascii="Wingdings" w:hAnsi="Wingdings" w:hint="default"/>
+        <w:sz w:val="20"/>
+      </w:rPr>
+    </w:lvl>
+    <w:lvl w:ilvl="7" w:tentative="1">
+      <w:start w:val="1"/>
+      <w:numFmt w:val="bullet"/>
+      <w:lvlText w:val=""/>
+      <w:lvlJc w:val="left"/>
+      <w:pPr>
+        <w:tabs>
+          <w:tab w:val="num" w:pos="5760"/>
+        </w:tabs>
+        <w:ind w:left="5760" w:hanging="360"/>
+      </w:pPr>
+      <w:rPr>
+        <w:rFonts w:ascii="Wingdings" w:hAnsi="Wingdings" w:hint="default"/>
+        <w:sz w:val="20"/>
+      </w:rPr>
+    </w:lvl>
+    <w:lvl w:ilvl="8" w:tentative="1">
+      <w:start w:val="1"/>
+      <w:numFmt w:val="bullet"/>
+      <w:lvlText w:val=""/>
+      <w:lvlJc w:val="left"/>
+      <w:pPr>
+        <w:tabs>
+          <w:tab w:val="num" w:pos="6480"/>
+        </w:tabs>
+        <w:ind w:left="6480" w:hanging="360"/>
+      </w:pPr>
+      <w:rPr>
+        <w:rFonts w:ascii="Wingdings" w:hAnsi="Wingdings" w:hint="default"/>
+        <w:sz w:val="20"/>
+      </w:rPr>
+    </w:lvl>
+  </w:abstractNum>
+  <w:abstractNum w:abstractNumId="20" w15:restartNumberingAfterBreak="0">
+    <w:nsid w:val="63A03537"/>
+    <w:multiLevelType w:val="multilevel"/>
+    <w:tmpl w:val="8DD25D4A"/>
+    <w:lvl w:ilvl="0">
+      <w:start w:val="1"/>
+      <w:numFmt w:val="bullet"/>
+      <w:lvlText w:val=""/>
+      <w:lvlJc w:val="left"/>
+      <w:pPr>
+        <w:tabs>
+          <w:tab w:val="num" w:pos="720"/>
+        </w:tabs>
+        <w:ind w:left="720" w:hanging="360"/>
+      </w:pPr>
+      <w:rPr>
+        <w:rFonts w:ascii="Symbol" w:hAnsi="Symbol" w:hint="default"/>
+        <w:sz w:val="20"/>
+      </w:rPr>
+    </w:lvl>
+    <w:lvl w:ilvl="1" w:tentative="1">
+      <w:start w:val="1"/>
+      <w:numFmt w:val="bullet"/>
+      <w:lvlText w:val="o"/>
+      <w:lvlJc w:val="left"/>
+      <w:pPr>
+        <w:tabs>
+          <w:tab w:val="num" w:pos="1440"/>
+        </w:tabs>
+        <w:ind w:left="1440" w:hanging="360"/>
+      </w:pPr>
+      <w:rPr>
+        <w:rFonts w:ascii="Courier New" w:hAnsi="Courier New" w:hint="default"/>
+        <w:sz w:val="20"/>
+      </w:rPr>
+    </w:lvl>
+    <w:lvl w:ilvl="2" w:tentative="1">
+      <w:start w:val="1"/>
+      <w:numFmt w:val="bullet"/>
+      <w:lvlText w:val=""/>
+      <w:lvlJc w:val="left"/>
+      <w:pPr>
+        <w:tabs>
+          <w:tab w:val="num" w:pos="2160"/>
+        </w:tabs>
+        <w:ind w:left="2160" w:hanging="360"/>
+      </w:pPr>
+      <w:rPr>
+        <w:rFonts w:ascii="Wingdings" w:hAnsi="Wingdings" w:hint="default"/>
+        <w:sz w:val="20"/>
+      </w:rPr>
+    </w:lvl>
+    <w:lvl w:ilvl="3" w:tentative="1">
+      <w:start w:val="1"/>
+      <w:numFmt w:val="bullet"/>
+      <w:lvlText w:val=""/>
+      <w:lvlJc w:val="left"/>
+      <w:pPr>
+        <w:tabs>
+          <w:tab w:val="num" w:pos="2880"/>
+        </w:tabs>
+        <w:ind w:left="2880" w:hanging="360"/>
+      </w:pPr>
+      <w:rPr>
+        <w:rFonts w:ascii="Wingdings" w:hAnsi="Wingdings" w:hint="default"/>
+        <w:sz w:val="20"/>
+      </w:rPr>
+    </w:lvl>
+    <w:lvl w:ilvl="4" w:tentative="1">
+      <w:start w:val="1"/>
+      <w:numFmt w:val="bullet"/>
+      <w:lvlText w:val=""/>
+      <w:lvlJc w:val="left"/>
+      <w:pPr>
+        <w:tabs>
+          <w:tab w:val="num" w:pos="3600"/>
+        </w:tabs>
+        <w:ind w:left="3600" w:hanging="360"/>
+      </w:pPr>
+      <w:rPr>
+        <w:rFonts w:ascii="Wingdings" w:hAnsi="Wingdings" w:hint="default"/>
+        <w:sz w:val="20"/>
+      </w:rPr>
+    </w:lvl>
+    <w:lvl w:ilvl="5" w:tentative="1">
+      <w:start w:val="1"/>
+      <w:numFmt w:val="bullet"/>
+      <w:lvlText w:val=""/>
+      <w:lvlJc w:val="left"/>
+      <w:pPr>
+        <w:tabs>
+          <w:tab w:val="num" w:pos="4320"/>
+        </w:tabs>
+        <w:ind w:left="4320" w:hanging="360"/>
+      </w:pPr>
+      <w:rPr>
+        <w:rFonts w:ascii="Wingdings" w:hAnsi="Wingdings" w:hint="default"/>
+        <w:sz w:val="20"/>
+      </w:rPr>
+    </w:lvl>
+    <w:lvl w:ilvl="6" w:tentative="1">
+      <w:start w:val="1"/>
+      <w:numFmt w:val="bullet"/>
+      <w:lvlText w:val=""/>
+      <w:lvlJc w:val="left"/>
+      <w:pPr>
+        <w:tabs>
+          <w:tab w:val="num" w:pos="5040"/>
+        </w:tabs>
+        <w:ind w:left="5040" w:hanging="360"/>
+      </w:pPr>
+      <w:rPr>
+        <w:rFonts w:ascii="Wingdings" w:hAnsi="Wingdings" w:hint="default"/>
+        <w:sz w:val="20"/>
+      </w:rPr>
+    </w:lvl>
+    <w:lvl w:ilvl="7" w:tentative="1">
+      <w:start w:val="1"/>
+      <w:numFmt w:val="bullet"/>
+      <w:lvlText w:val=""/>
+      <w:lvlJc w:val="left"/>
+      <w:pPr>
+        <w:tabs>
+          <w:tab w:val="num" w:pos="5760"/>
+        </w:tabs>
+        <w:ind w:left="5760" w:hanging="360"/>
+      </w:pPr>
+      <w:rPr>
+        <w:rFonts w:ascii="Wingdings" w:hAnsi="Wingdings" w:hint="default"/>
+        <w:sz w:val="20"/>
+      </w:rPr>
+    </w:lvl>
+    <w:lvl w:ilvl="8" w:tentative="1">
+      <w:start w:val="1"/>
+      <w:numFmt w:val="bullet"/>
+      <w:lvlText w:val=""/>
+      <w:lvlJc w:val="left"/>
+      <w:pPr>
+        <w:tabs>
+          <w:tab w:val="num" w:pos="6480"/>
+        </w:tabs>
+        <w:ind w:left="6480" w:hanging="360"/>
+      </w:pPr>
+      <w:rPr>
+        <w:rFonts w:ascii="Wingdings" w:hAnsi="Wingdings" w:hint="default"/>
+        <w:sz w:val="20"/>
+      </w:rPr>
+    </w:lvl>
+  </w:abstractNum>
+  <w:abstractNum w:abstractNumId="21" w15:restartNumberingAfterBreak="0">
     <w:nsid w:val="6A5335BF"/>
     <w:multiLevelType w:val="multilevel"/>
     <w:tmpl w:val="2DF22ABE"/>
@@ -3249,7 +3921,7 @@
       </w:rPr>
     </w:lvl>
   </w:abstractNum>
-  <w:abstractNum w:abstractNumId="17" w15:restartNumberingAfterBreak="0">
+  <w:abstractNum w:abstractNumId="22" w15:restartNumberingAfterBreak="0">
     <w:nsid w:val="6D104392"/>
     <w:multiLevelType w:val="multilevel"/>
     <w:tmpl w:val="F5BA9312"/>
@@ -3398,7 +4070,7 @@
       </w:rPr>
     </w:lvl>
   </w:abstractNum>
-  <w:abstractNum w:abstractNumId="18" w15:restartNumberingAfterBreak="0">
+  <w:abstractNum w:abstractNumId="23" w15:restartNumberingAfterBreak="0">
     <w:nsid w:val="6D110133"/>
     <w:multiLevelType w:val="multilevel"/>
     <w:tmpl w:val="7550032A"/>
@@ -3547,7 +4219,7 @@
       </w:rPr>
     </w:lvl>
   </w:abstractNum>
-  <w:abstractNum w:abstractNumId="19" w15:restartNumberingAfterBreak="0">
+  <w:abstractNum w:abstractNumId="24" w15:restartNumberingAfterBreak="0">
     <w:nsid w:val="6E1D0BD3"/>
     <w:multiLevelType w:val="multilevel"/>
     <w:tmpl w:val="A3383C5A"/>
@@ -3696,65 +4368,384 @@
       </w:rPr>
     </w:lvl>
   </w:abstractNum>
+  <w:abstractNum w:abstractNumId="25" w15:restartNumberingAfterBreak="0">
+    <w:nsid w:val="6F0F617E"/>
+    <w:multiLevelType w:val="multilevel"/>
+    <w:tmpl w:val="DE04F016"/>
+    <w:lvl w:ilvl="0">
+      <w:start w:val="1"/>
+      <w:numFmt w:val="bullet"/>
+      <w:lvlText w:val=""/>
+      <w:lvlJc w:val="left"/>
+      <w:pPr>
+        <w:tabs>
+          <w:tab w:val="num" w:pos="720"/>
+        </w:tabs>
+        <w:ind w:left="720" w:hanging="360"/>
+      </w:pPr>
+      <w:rPr>
+        <w:rFonts w:ascii="Symbol" w:hAnsi="Symbol" w:hint="default"/>
+        <w:sz w:val="20"/>
+      </w:rPr>
+    </w:lvl>
+    <w:lvl w:ilvl="1" w:tentative="1">
+      <w:start w:val="1"/>
+      <w:numFmt w:val="bullet"/>
+      <w:lvlText w:val="o"/>
+      <w:lvlJc w:val="left"/>
+      <w:pPr>
+        <w:tabs>
+          <w:tab w:val="num" w:pos="1440"/>
+        </w:tabs>
+        <w:ind w:left="1440" w:hanging="360"/>
+      </w:pPr>
+      <w:rPr>
+        <w:rFonts w:ascii="Courier New" w:hAnsi="Courier New" w:hint="default"/>
+        <w:sz w:val="20"/>
+      </w:rPr>
+    </w:lvl>
+    <w:lvl w:ilvl="2" w:tentative="1">
+      <w:start w:val="1"/>
+      <w:numFmt w:val="bullet"/>
+      <w:lvlText w:val=""/>
+      <w:lvlJc w:val="left"/>
+      <w:pPr>
+        <w:tabs>
+          <w:tab w:val="num" w:pos="2160"/>
+        </w:tabs>
+        <w:ind w:left="2160" w:hanging="360"/>
+      </w:pPr>
+      <w:rPr>
+        <w:rFonts w:ascii="Wingdings" w:hAnsi="Wingdings" w:hint="default"/>
+        <w:sz w:val="20"/>
+      </w:rPr>
+    </w:lvl>
+    <w:lvl w:ilvl="3" w:tentative="1">
+      <w:start w:val="1"/>
+      <w:numFmt w:val="bullet"/>
+      <w:lvlText w:val=""/>
+      <w:lvlJc w:val="left"/>
+      <w:pPr>
+        <w:tabs>
+          <w:tab w:val="num" w:pos="2880"/>
+        </w:tabs>
+        <w:ind w:left="2880" w:hanging="360"/>
+      </w:pPr>
+      <w:rPr>
+        <w:rFonts w:ascii="Wingdings" w:hAnsi="Wingdings" w:hint="default"/>
+        <w:sz w:val="20"/>
+      </w:rPr>
+    </w:lvl>
+    <w:lvl w:ilvl="4" w:tentative="1">
+      <w:start w:val="1"/>
+      <w:numFmt w:val="bullet"/>
+      <w:lvlText w:val=""/>
+      <w:lvlJc w:val="left"/>
+      <w:pPr>
+        <w:tabs>
+          <w:tab w:val="num" w:pos="3600"/>
+        </w:tabs>
+        <w:ind w:left="3600" w:hanging="360"/>
+      </w:pPr>
+      <w:rPr>
+        <w:rFonts w:ascii="Wingdings" w:hAnsi="Wingdings" w:hint="default"/>
+        <w:sz w:val="20"/>
+      </w:rPr>
+    </w:lvl>
+    <w:lvl w:ilvl="5" w:tentative="1">
+      <w:start w:val="1"/>
+      <w:numFmt w:val="bullet"/>
+      <w:lvlText w:val=""/>
+      <w:lvlJc w:val="left"/>
+      <w:pPr>
+        <w:tabs>
+          <w:tab w:val="num" w:pos="4320"/>
+        </w:tabs>
+        <w:ind w:left="4320" w:hanging="360"/>
+      </w:pPr>
+      <w:rPr>
+        <w:rFonts w:ascii="Wingdings" w:hAnsi="Wingdings" w:hint="default"/>
+        <w:sz w:val="20"/>
+      </w:rPr>
+    </w:lvl>
+    <w:lvl w:ilvl="6" w:tentative="1">
+      <w:start w:val="1"/>
+      <w:numFmt w:val="bullet"/>
+      <w:lvlText w:val=""/>
+      <w:lvlJc w:val="left"/>
+      <w:pPr>
+        <w:tabs>
+          <w:tab w:val="num" w:pos="5040"/>
+        </w:tabs>
+        <w:ind w:left="5040" w:hanging="360"/>
+      </w:pPr>
+      <w:rPr>
+        <w:rFonts w:ascii="Wingdings" w:hAnsi="Wingdings" w:hint="default"/>
+        <w:sz w:val="20"/>
+      </w:rPr>
+    </w:lvl>
+    <w:lvl w:ilvl="7" w:tentative="1">
+      <w:start w:val="1"/>
+      <w:numFmt w:val="bullet"/>
+      <w:lvlText w:val=""/>
+      <w:lvlJc w:val="left"/>
+      <w:pPr>
+        <w:tabs>
+          <w:tab w:val="num" w:pos="5760"/>
+        </w:tabs>
+        <w:ind w:left="5760" w:hanging="360"/>
+      </w:pPr>
+      <w:rPr>
+        <w:rFonts w:ascii="Wingdings" w:hAnsi="Wingdings" w:hint="default"/>
+        <w:sz w:val="20"/>
+      </w:rPr>
+    </w:lvl>
+    <w:lvl w:ilvl="8" w:tentative="1">
+      <w:start w:val="1"/>
+      <w:numFmt w:val="bullet"/>
+      <w:lvlText w:val=""/>
+      <w:lvlJc w:val="left"/>
+      <w:pPr>
+        <w:tabs>
+          <w:tab w:val="num" w:pos="6480"/>
+        </w:tabs>
+        <w:ind w:left="6480" w:hanging="360"/>
+      </w:pPr>
+      <w:rPr>
+        <w:rFonts w:ascii="Wingdings" w:hAnsi="Wingdings" w:hint="default"/>
+        <w:sz w:val="20"/>
+      </w:rPr>
+    </w:lvl>
+  </w:abstractNum>
+  <w:abstractNum w:abstractNumId="26" w15:restartNumberingAfterBreak="0">
+    <w:nsid w:val="73571807"/>
+    <w:multiLevelType w:val="multilevel"/>
+    <w:tmpl w:val="D66EBD80"/>
+    <w:lvl w:ilvl="0">
+      <w:start w:val="1"/>
+      <w:numFmt w:val="bullet"/>
+      <w:lvlText w:val=""/>
+      <w:lvlJc w:val="left"/>
+      <w:pPr>
+        <w:tabs>
+          <w:tab w:val="num" w:pos="720"/>
+        </w:tabs>
+        <w:ind w:left="720" w:hanging="360"/>
+      </w:pPr>
+      <w:rPr>
+        <w:rFonts w:ascii="Symbol" w:hAnsi="Symbol" w:hint="default"/>
+        <w:sz w:val="20"/>
+      </w:rPr>
+    </w:lvl>
+    <w:lvl w:ilvl="1" w:tentative="1">
+      <w:start w:val="1"/>
+      <w:numFmt w:val="bullet"/>
+      <w:lvlText w:val="o"/>
+      <w:lvlJc w:val="left"/>
+      <w:pPr>
+        <w:tabs>
+          <w:tab w:val="num" w:pos="1440"/>
+        </w:tabs>
+        <w:ind w:left="1440" w:hanging="360"/>
+      </w:pPr>
+      <w:rPr>
+        <w:rFonts w:ascii="Courier New" w:hAnsi="Courier New" w:hint="default"/>
+        <w:sz w:val="20"/>
+      </w:rPr>
+    </w:lvl>
+    <w:lvl w:ilvl="2" w:tentative="1">
+      <w:start w:val="1"/>
+      <w:numFmt w:val="bullet"/>
+      <w:lvlText w:val=""/>
+      <w:lvlJc w:val="left"/>
+      <w:pPr>
+        <w:tabs>
+          <w:tab w:val="num" w:pos="2160"/>
+        </w:tabs>
+        <w:ind w:left="2160" w:hanging="360"/>
+      </w:pPr>
+      <w:rPr>
+        <w:rFonts w:ascii="Wingdings" w:hAnsi="Wingdings" w:hint="default"/>
+        <w:sz w:val="20"/>
+      </w:rPr>
+    </w:lvl>
+    <w:lvl w:ilvl="3" w:tentative="1">
+      <w:start w:val="1"/>
+      <w:numFmt w:val="bullet"/>
+      <w:lvlText w:val=""/>
+      <w:lvlJc w:val="left"/>
+      <w:pPr>
+        <w:tabs>
+          <w:tab w:val="num" w:pos="2880"/>
+        </w:tabs>
+        <w:ind w:left="2880" w:hanging="360"/>
+      </w:pPr>
+      <w:rPr>
+        <w:rFonts w:ascii="Wingdings" w:hAnsi="Wingdings" w:hint="default"/>
+        <w:sz w:val="20"/>
+      </w:rPr>
+    </w:lvl>
+    <w:lvl w:ilvl="4" w:tentative="1">
+      <w:start w:val="1"/>
+      <w:numFmt w:val="bullet"/>
+      <w:lvlText w:val=""/>
+      <w:lvlJc w:val="left"/>
+      <w:pPr>
+        <w:tabs>
+          <w:tab w:val="num" w:pos="3600"/>
+        </w:tabs>
+        <w:ind w:left="3600" w:hanging="360"/>
+      </w:pPr>
+      <w:rPr>
+        <w:rFonts w:ascii="Wingdings" w:hAnsi="Wingdings" w:hint="default"/>
+        <w:sz w:val="20"/>
+      </w:rPr>
+    </w:lvl>
+    <w:lvl w:ilvl="5" w:tentative="1">
+      <w:start w:val="1"/>
+      <w:numFmt w:val="bullet"/>
+      <w:lvlText w:val=""/>
+      <w:lvlJc w:val="left"/>
+      <w:pPr>
+        <w:tabs>
+          <w:tab w:val="num" w:pos="4320"/>
+        </w:tabs>
+        <w:ind w:left="4320" w:hanging="360"/>
+      </w:pPr>
+      <w:rPr>
+        <w:rFonts w:ascii="Wingdings" w:hAnsi="Wingdings" w:hint="default"/>
+        <w:sz w:val="20"/>
+      </w:rPr>
+    </w:lvl>
+    <w:lvl w:ilvl="6" w:tentative="1">
+      <w:start w:val="1"/>
+      <w:numFmt w:val="bullet"/>
+      <w:lvlText w:val=""/>
+      <w:lvlJc w:val="left"/>
+      <w:pPr>
+        <w:tabs>
+          <w:tab w:val="num" w:pos="5040"/>
+        </w:tabs>
+        <w:ind w:left="5040" w:hanging="360"/>
+      </w:pPr>
+      <w:rPr>
+        <w:rFonts w:ascii="Wingdings" w:hAnsi="Wingdings" w:hint="default"/>
+        <w:sz w:val="20"/>
+      </w:rPr>
+    </w:lvl>
+    <w:lvl w:ilvl="7" w:tentative="1">
+      <w:start w:val="1"/>
+      <w:numFmt w:val="bullet"/>
+      <w:lvlText w:val=""/>
+      <w:lvlJc w:val="left"/>
+      <w:pPr>
+        <w:tabs>
+          <w:tab w:val="num" w:pos="5760"/>
+        </w:tabs>
+        <w:ind w:left="5760" w:hanging="360"/>
+      </w:pPr>
+      <w:rPr>
+        <w:rFonts w:ascii="Wingdings" w:hAnsi="Wingdings" w:hint="default"/>
+        <w:sz w:val="20"/>
+      </w:rPr>
+    </w:lvl>
+    <w:lvl w:ilvl="8" w:tentative="1">
+      <w:start w:val="1"/>
+      <w:numFmt w:val="bullet"/>
+      <w:lvlText w:val=""/>
+      <w:lvlJc w:val="left"/>
+      <w:pPr>
+        <w:tabs>
+          <w:tab w:val="num" w:pos="6480"/>
+        </w:tabs>
+        <w:ind w:left="6480" w:hanging="360"/>
+      </w:pPr>
+      <w:rPr>
+        <w:rFonts w:ascii="Wingdings" w:hAnsi="Wingdings" w:hint="default"/>
+        <w:sz w:val="20"/>
+      </w:rPr>
+    </w:lvl>
+  </w:abstractNum>
   <w:num w:numId="1" w16cid:durableId="146021638">
-    <w:abstractNumId w:val="2"/>
+    <w:abstractNumId w:val="3"/>
   </w:num>
   <w:num w:numId="2" w16cid:durableId="835193419">
-    <w:abstractNumId w:val="8"/>
+    <w:abstractNumId w:val="10"/>
   </w:num>
   <w:num w:numId="3" w16cid:durableId="1496460189">
-    <w:abstractNumId w:val="4"/>
+    <w:abstractNumId w:val="6"/>
   </w:num>
   <w:num w:numId="4" w16cid:durableId="1714697726">
-    <w:abstractNumId w:val="19"/>
+    <w:abstractNumId w:val="24"/>
   </w:num>
   <w:num w:numId="5" w16cid:durableId="1306155175">
-    <w:abstractNumId w:val="3"/>
+    <w:abstractNumId w:val="5"/>
   </w:num>
   <w:num w:numId="6" w16cid:durableId="210919969">
-    <w:abstractNumId w:val="12"/>
+    <w:abstractNumId w:val="15"/>
   </w:num>
   <w:num w:numId="7" w16cid:durableId="1389919845">
-    <w:abstractNumId w:val="11"/>
+    <w:abstractNumId w:val="14"/>
   </w:num>
   <w:num w:numId="8" w16cid:durableId="1700472096">
-    <w:abstractNumId w:val="7"/>
+    <w:abstractNumId w:val="9"/>
   </w:num>
   <w:num w:numId="9" w16cid:durableId="1620529664">
-    <w:abstractNumId w:val="17"/>
+    <w:abstractNumId w:val="22"/>
   </w:num>
   <w:num w:numId="10" w16cid:durableId="1919090937">
     <w:abstractNumId w:val="1"/>
   </w:num>
   <w:num w:numId="11" w16cid:durableId="1459571135">
-    <w:abstractNumId w:val="5"/>
+    <w:abstractNumId w:val="7"/>
   </w:num>
   <w:num w:numId="12" w16cid:durableId="535315966">
-    <w:abstractNumId w:val="14"/>
+    <w:abstractNumId w:val="17"/>
   </w:num>
   <w:num w:numId="13" w16cid:durableId="582035230">
+    <w:abstractNumId w:val="21"/>
+  </w:num>
+  <w:num w:numId="14" w16cid:durableId="529992699">
     <w:abstractNumId w:val="16"/>
   </w:num>
-  <w:num w:numId="14" w16cid:durableId="529992699">
+  <w:num w:numId="15" w16cid:durableId="1738014831">
+    <w:abstractNumId w:val="18"/>
+  </w:num>
+  <w:num w:numId="16" w16cid:durableId="545416646">
     <w:abstractNumId w:val="13"/>
   </w:num>
-  <w:num w:numId="15" w16cid:durableId="1738014831">
-    <w:abstractNumId w:val="15"/>
-  </w:num>
-  <w:num w:numId="16" w16cid:durableId="545416646">
-    <w:abstractNumId w:val="10"/>
-  </w:num>
   <w:num w:numId="17" w16cid:durableId="15160418">
-    <w:abstractNumId w:val="9"/>
+    <w:abstractNumId w:val="11"/>
   </w:num>
   <w:num w:numId="18" w16cid:durableId="1548683038">
     <w:abstractNumId w:val="0"/>
   </w:num>
   <w:num w:numId="19" w16cid:durableId="1535463358">
-    <w:abstractNumId w:val="6"/>
+    <w:abstractNumId w:val="8"/>
   </w:num>
   <w:num w:numId="20" w16cid:durableId="1549488642">
-    <w:abstractNumId w:val="18"/>
+    <w:abstractNumId w:val="23"/>
+  </w:num>
+  <w:num w:numId="21" w16cid:durableId="780026284">
+    <w:abstractNumId w:val="26"/>
+  </w:num>
+  <w:num w:numId="22" w16cid:durableId="1451702645">
+    <w:abstractNumId w:val="4"/>
+  </w:num>
+  <w:num w:numId="23" w16cid:durableId="1675837690">
+    <w:abstractNumId w:val="2"/>
+  </w:num>
+  <w:num w:numId="24" w16cid:durableId="588585494">
+    <w:abstractNumId w:val="25"/>
+  </w:num>
+  <w:num w:numId="25" w16cid:durableId="747774603">
+    <w:abstractNumId w:val="20"/>
+  </w:num>
+  <w:num w:numId="26" w16cid:durableId="20788202">
+    <w:abstractNumId w:val="19"/>
+  </w:num>
+  <w:num w:numId="27" w16cid:durableId="899025542">
+    <w:abstractNumId w:val="12"/>
   </w:num>
 </w:numbering>
 </file>
@@ -4970,6 +5961,23 @@
 </file>
 
 <file path=customXml/item1.xml><?xml version="1.0" encoding="utf-8"?>
+<?mso-contentType ?>
+<FormTemplates xmlns="http://schemas.microsoft.com/sharepoint/v3/contenttype/forms">
+  <Display>DocumentLibraryForm</Display>
+  <Edit>DocumentLibraryForm</Edit>
+  <New>DocumentLibraryForm</New>
+</FormTemplates>
+</file>
+
+<file path=customXml/item2.xml><?xml version="1.0" encoding="utf-8"?>
+<p:properties xmlns:p="http://schemas.microsoft.com/office/2006/metadata/properties" xmlns:xsi="http://www.w3.org/2001/XMLSchema-instance" xmlns:pc="http://schemas.microsoft.com/office/infopath/2007/PartnerControls">
+  <documentManagement>
+    <_activity xmlns="e60f00cf-d9bf-4dc4-8481-ab43f70ef317" xsi:nil="true"/>
+  </documentManagement>
+</p:properties>
+</file>
+
+<file path=customXml/item3.xml><?xml version="1.0" encoding="utf-8"?>
 <ct:contentTypeSchema xmlns:ct="http://schemas.microsoft.com/office/2006/metadata/contentType" xmlns:ma="http://schemas.microsoft.com/office/2006/metadata/properties/metaAttributes" ct:_="" ma:_="" ma:contentTypeName="Document" ma:contentTypeID="0x01010082D3C387C860144D80E1943C7F943E0D" ma:contentTypeVersion="10" ma:contentTypeDescription="Create a new document." ma:contentTypeScope="" ma:versionID="61015b149729f2138dcedaadc0e477bc">
   <xsd:schema xmlns:xsd="http://www.w3.org/2001/XMLSchema" xmlns:xs="http://www.w3.org/2001/XMLSchema" xmlns:p="http://schemas.microsoft.com/office/2006/metadata/properties" xmlns:ns3="e60f00cf-d9bf-4dc4-8481-ab43f70ef317" targetNamespace="http://schemas.microsoft.com/office/2006/metadata/properties" ma:root="true" ma:fieldsID="a98895985daefeed848af8a8e6db1462" ns3:_="">
     <xsd:import namespace="e60f00cf-d9bf-4dc4-8481-ab43f70ef317"/>
@@ -5149,24 +6157,25 @@
 </ct:contentTypeSchema>
 </file>
 
-<file path=customXml/item2.xml><?xml version="1.0" encoding="utf-8"?>
-<p:properties xmlns:p="http://schemas.microsoft.com/office/2006/metadata/properties" xmlns:xsi="http://www.w3.org/2001/XMLSchema-instance" xmlns:pc="http://schemas.microsoft.com/office/infopath/2007/PartnerControls">
-  <documentManagement>
-    <_activity xmlns="e60f00cf-d9bf-4dc4-8481-ab43f70ef317" xsi:nil="true"/>
-  </documentManagement>
-</p:properties>
+<file path=customXml/itemProps1.xml><?xml version="1.0" encoding="utf-8"?>
+<ds:datastoreItem xmlns:ds="http://schemas.openxmlformats.org/officeDocument/2006/customXml" ds:itemID="{64171F66-CAE1-4C58-9989-733E6DE709C5}">
+  <ds:schemaRefs>
+    <ds:schemaRef ds:uri="http://schemas.microsoft.com/sharepoint/v3/contenttype/forms"/>
+  </ds:schemaRefs>
+</ds:datastoreItem>
 </file>
 
-<file path=customXml/item3.xml><?xml version="1.0" encoding="utf-8"?>
-<?mso-contentType ?>
-<FormTemplates xmlns="http://schemas.microsoft.com/sharepoint/v3/contenttype/forms">
-  <Display>DocumentLibraryForm</Display>
-  <Edit>DocumentLibraryForm</Edit>
-  <New>DocumentLibraryForm</New>
-</FormTemplates>
+<file path=customXml/itemProps2.xml><?xml version="1.0" encoding="utf-8"?>
+<ds:datastoreItem xmlns:ds="http://schemas.openxmlformats.org/officeDocument/2006/customXml" ds:itemID="{BFC89BAA-A929-4EB5-8137-BCA8E5F11A4D}">
+  <ds:schemaRefs>
+    <ds:schemaRef ds:uri="http://schemas.microsoft.com/office/2006/metadata/properties"/>
+    <ds:schemaRef ds:uri="http://schemas.microsoft.com/office/infopath/2007/PartnerControls"/>
+    <ds:schemaRef ds:uri="e60f00cf-d9bf-4dc4-8481-ab43f70ef317"/>
+  </ds:schemaRefs>
+</ds:datastoreItem>
 </file>
 
-<file path=customXml/itemProps1.xml><?xml version="1.0" encoding="utf-8"?>
+<file path=customXml/itemProps3.xml><?xml version="1.0" encoding="utf-8"?>
 <ds:datastoreItem xmlns:ds="http://schemas.openxmlformats.org/officeDocument/2006/customXml" ds:itemID="{2B68E572-E190-499B-8AE4-46E17D026E3B}">
   <ds:schemaRefs>
     <ds:schemaRef ds:uri="http://schemas.microsoft.com/office/2006/metadata/contentType"/>
@@ -5182,22 +6191,4 @@
     <ds:schemaRef ds:uri="http://schemas.microsoft.com/internal/obd"/>
   </ds:schemaRefs>
 </ds:datastoreItem>
-</file>
-
-<file path=customXml/itemProps2.xml><?xml version="1.0" encoding="utf-8"?>
-<ds:datastoreItem xmlns:ds="http://schemas.openxmlformats.org/officeDocument/2006/customXml" ds:itemID="{BFC89BAA-A929-4EB5-8137-BCA8E5F11A4D}">
-  <ds:schemaRefs>
-    <ds:schemaRef ds:uri="http://schemas.microsoft.com/office/2006/metadata/properties"/>
-    <ds:schemaRef ds:uri="http://schemas.microsoft.com/office/infopath/2007/PartnerControls"/>
-    <ds:schemaRef ds:uri="e60f00cf-d9bf-4dc4-8481-ab43f70ef317"/>
-  </ds:schemaRefs>
-</ds:datastoreItem>
-</file>
-
-<file path=customXml/itemProps3.xml><?xml version="1.0" encoding="utf-8"?>
-<ds:datastoreItem xmlns:ds="http://schemas.openxmlformats.org/officeDocument/2006/customXml" ds:itemID="{64171F66-CAE1-4C58-9989-733E6DE709C5}">
-  <ds:schemaRefs>
-    <ds:schemaRef ds:uri="http://schemas.microsoft.com/sharepoint/v3/contenttype/forms"/>
-  </ds:schemaRefs>
-</ds:datastoreItem>
 </file>